--- a/docs/02_collection/Data_Source_License_Ethics_VI.docx
+++ b/docs/02_collection/Data_Source_License_Ethics_VI.docx
@@ -516,7 +516,7 @@
         <w:t xml:space="preserve"> </w:t>
       </w:r>
       <w:r>
-        <w:t xml:space="preserve">32,593 sinh viên • 22 tổ hợp học phần–học kỳ • 7 bảng CSV • 10,655,280 lượt tương tác trên VLE</w:t>
+        <w:t xml:space="preserve">32.593 lượt ghi danh (28.785 sinh viên duy nhất) • 22 tổ hợp học phần–học kỳ • 7 bảng CSV • 10,655,280 lượt tương tác trên VLE</w:t>
       </w:r>
     </w:p>
     <w:bookmarkEnd w:id="13"/>
